--- a/PUBLISHED/biol-1/module_keys/module-13-how-populations-evolve-keys-to-success.docx
+++ b/PUBLISHED/biol-1/module_keys/module-13-how-populations-evolve-keys-to-success.docx
@@ -9,74 +9,92 @@
     </w:p>
     <w:p>
       <w:r>
-        <w:t>Learning Objectives</w:t>
+        <w:t>Introduction and Big Picture</w:t>
       </w:r>
     </w:p>
     <w:p>
       <w:r>
-        <w:t>By the end of this module, you should be able to:</w:t>
+        <w:t>Welcome to the mechanics of evolution! Natural selection is not the only way a population can evolve. Evolution simply means a change in a population's genetic makeup over generations. While natural selection is the only mechanism that consistently leads to adaptation , other powerful forces—like pure random chance, migration, and physical barriers—can dramatically alter a population's evolutionary path.</w:t>
       </w:r>
     </w:p>
     <w:p>
       <w:r>
-        <w:t>Define microevolution in terms of allele frequencies.  Describe the five mechanisms of microevolution.  Contrast the "Bottleneck Effect" and the "Founder Effect."  Visually identify the three types of natural selection (Directional, Stabilizing, Disruptive).  Grasp the conceptual role of the Hardy-Weinberg equilibrium.   The Big Picture</w:t>
+        <w:t>Key Information and Concepts</w:t>
       </w:r>
     </w:p>
     <w:p>
       <w:r>
-        <w:t>Natural selection is not the only way a population can evolve! Evolution simply means a change in a population's genetic makeup over generations. While natural selection is the only mechanism that consistently leads to adaptation , other powerful forces—like pure random chance—can dramatically alter a population's evolutionary path.</w:t>
+        <w:t>1. The Definition of Microevolution</w:t>
       </w:r>
     </w:p>
     <w:p>
       <w:r>
-        <w:t>Key Terms &amp; Concepts</w:t>
+        <w:t>Microevolution is defined specifically as a change in allele frequencies in a population over successive generations. It is evolution on the smallest scale, within a single population.</w:t>
       </w:r>
     </w:p>
     <w:p>
       <w:r>
-        <w:t>1. The Five Fingers of Microevolution</w:t>
+        <w:t>2. The Five Mechanisms of Microevolution</w:t>
       </w:r>
     </w:p>
     <w:p>
       <w:r>
-        <w:t>Microevolution is defined specifically as a change in allele frequencies in a population over successive generations. There are five main ways this happens:</w:t>
+        <w:t>There are five main forces that can cause allele frequencies to change:</w:t>
+        <w:br/>
+        <w:t>1. Mutation: Random changes in DNA sequence. This is the ultimate, originating source of all new genetic variation.</w:t>
+        <w:br/>
+        <w:t>2. Gene Flow (Migration): The physical movement of individuals (and the alleles they carry) into or out of a population. (e.g., pollen blowing to a new valley, animals migrating).</w:t>
+        <w:br/>
+        <w:t>3. Genetic Drift (Chance): Random fluctuations in allele frequencies. Drift is driven by luck rather than fitness. It is especially powerful in small populations , where a random event can drastically alter the gene pool percentage.</w:t>
+        <w:br/>
+        <w:t>4. Non-random Mating (Sexual Selection): When individuals preferentially choose mates based on specific traits, shifting the allele frequencies for those preferred traits higher.</w:t>
+        <w:br/>
+        <w:t>5. Natural Selection: Environmental pressures favor specific traits that increase survival and reproductive success. This is the only mechanism that consistently leads the population to adapt to its environment.</w:t>
       </w:r>
     </w:p>
     <w:p>
       <w:r>
-        <w:t>Mutation: Random changes in DNA create brand new alleles. This is the ultimate source of all genetic variation.  Gene Flow (Migration): The movement of individuals (and their alleles) into or out of a population. (Example: pollen blowing to a new valley).  Genetic Drift (Chance): Random fluctuations in allele frequencies. This affects small populations the most (detailed below).  Non-random Mating: When individuals prefer mates with particular traits (sexual selection), driving certain alleles up in frequency.  Natural Selection: Environmental pressures favor traits that increase survival and reproduction. (The only one that results in targeted adaptation).   2. Genetic Drift: Bottleneck vs. Founder Effect</w:t>
+        <w:t>3. Deep Dive into Genetic Drift</w:t>
       </w:r>
     </w:p>
     <w:p>
       <w:r>
-        <w:t>Genetic Drift is evolution driven by random chance instead of survival of the fittest. It has two main varieties:</w:t>
+        <w:t>Genetic drift often manifests in two distinct ways:</w:t>
+        <w:br/>
+        <w:t>- The Bottleneck Effect: A rapid, catastrophic event (like a wildfire, disease outbreak, or flood) indiscriminately kills off a massive portion of the population. The few survivors rebuild the population, but massive genetic diversity is permanently lost.</w:t>
+        <w:br/>
+        <w:t>- The Founder Effect: A small group of individuals breaks off from a larger population to establish a new colony (like a few birds blown off course to a remote island). The new population's gene pool is entirely limited to the genes of those few original "founders".</w:t>
       </w:r>
     </w:p>
     <w:p>
       <w:r>
-        <w:t>The Bottleneck Effect: A catastrophic event (like a wildfire or hurricane) indiscriminately kills off a massive portion of the population. The few survivors rebuild the population, but massive genetic diversity is permanently lost.  The Founder Effect: A small group of individuals breaks off from a larger population to establish a new colony (like birds landing on a remote island). The new population's gene pool is limited only to the genes of those few "founders".   3. Three Modes of Natural Selection</w:t>
+        <w:t>4. Three Modes of Natural Selection</w:t>
       </w:r>
     </w:p>
     <w:p>
       <w:r>
-        <w:t>When natural selection acts on a trait, it can shift the population's physical traits (phenotypes) in three main ways, easily visualized as bell curves:</w:t>
+        <w:t>When natural selection acts on a measurable trait, it shifts the population's physical traits (phenotypes) in three main patterns:</w:t>
+        <w:br/>
+        <w:t>- Directional Selection: Shifts the overall makeup of the population by favoring variants at ONE extreme. (e.g., A population of mice gets progressively darker when living on dark volcanic rock).</w:t>
+        <w:br/>
+        <w:t>- Stabilizing Selection: Removes extreme variants and preserves the intermediate (middle) types. (e.g., Human birth weights—too small is dangerous, too large is dangerous; the average weight has the highest survival rate).</w:t>
+        <w:br/>
+        <w:t>- Disruptive Selection: Favors variants at BOTH extremes of the distribution, while intermediate types are selected against. (e.g., Finches with large beaks crack tough seeds, small beaks get tiny seeds, but medium-beak finches struggle with both).</w:t>
       </w:r>
     </w:p>
     <w:p>
       <w:r>
-        <w:t>Directional Selection: Shifts the overall makeup of the population by favoring variants at ONE extreme of the distribution. (Example: Darker mice survive better among dark volcanic rocks).  Stabilizing Selection: Removes extreme variants from the population and preserves the intermediate (middle) types. (Example: Human birth weights—too small is dangerous, too large is dangerous; average is safest).  Disruptive Selection: Favors variants at BOTH extremes of the distribution, while intermediate types are selected against. (Example: Finches with large beaks crack tough seeds, small beaks get tiny seeds, but medium-beak finches struggle with both).   4. Hardy-Weinberg Equilibrium</w:t>
+        <w:t>5. Hardy-Weinberg Equilibrium</w:t>
       </w:r>
     </w:p>
     <w:p>
       <w:r>
-        <w:t xml:space="preserve">If none of the above five evolutionary forces are acting on a population, the population will simply not evolve. Its allele frequencies will stay perfectly stable generation after generation. </w:t>
-        <w:br/>
-        <w:t>We call this non-evolving state the Hardy-Weinberg equilibrium . In reality, populations are pretty much always experiencing at least one evolutionary pressure, so they are rarely in perfect equilibrium. Scientists use Hardy-Weinberg as a mathematical baseline to measure exactly how fast a population is evolving.</w:t>
+        <w:t>If absolutely none of the five evolutionary forces are acting on a population, it is not evolving. Its allele frequencies stay perfectly stable generation after generation. We call this non-evolving baseline state the Hardy-Weinberg equilibrium . True equilibrium requires an infinitely large population, no mutations, random mating, no migration, and no survival advantage for any trait. Because these conditions are virtually impossible simultaneously in the real world, populations are always evolving. However, scientists use the Hardy-Weinberg equations as a mathematical baseline to measure exactly how fast and in what ways a real population is evolving away from the steady state.</w:t>
       </w:r>
     </w:p>
     <w:p>
       <w:r>
-        <w:t>Study Tips</w:t>
+        <w:t>Strategic Tips for Studying</w:t>
       </w:r>
     </w:p>
     <w:sectPr>

--- a/PUBLISHED/biol-1/module_keys/module-13-how-populations-evolve-keys-to-success.docx
+++ b/PUBLISHED/biol-1/module_keys/module-13-how-populations-evolve-keys-to-success.docx
@@ -3,36 +3,69 @@
 <w:document xmlns:wpc="http://schemas.microsoft.com/office/word/2010/wordprocessingCanvas" xmlns:mo="http://schemas.microsoft.com/office/mac/office/2008/main" xmlns:mc="http://schemas.openxmlformats.org/markup-compatibility/2006" xmlns:mv="urn:schemas-microsoft-com:mac:vml" xmlns:o="urn:schemas-microsoft-com:office:office" xmlns:r="http://schemas.openxmlformats.org/officeDocument/2006/relationships" xmlns:m="http://schemas.openxmlformats.org/officeDocument/2006/math" xmlns:v="urn:schemas-microsoft-com:vml" xmlns:wp14="http://schemas.microsoft.com/office/word/2010/wordprocessingDrawing" xmlns:wp="http://schemas.openxmlformats.org/drawingml/2006/wordprocessingDrawing" xmlns:w10="urn:schemas-microsoft-com:office:word" xmlns:w="http://schemas.openxmlformats.org/wordprocessingml/2006/main" xmlns:w14="http://schemas.microsoft.com/office/word/2010/wordml" xmlns:wpg="http://schemas.microsoft.com/office/word/2010/wordprocessingGroup" xmlns:wpi="http://schemas.microsoft.com/office/word/2010/wordprocessingInk" xmlns:wne="http://schemas.microsoft.com/office/word/2006/wordml" xmlns:wps="http://schemas.microsoft.com/office/word/2010/wordprocessingShape" mc:Ignorable="w14 wp14">
   <w:body>
     <w:p>
+      <w:pPr>
+        <w:pStyle w:val="Heading1"/>
+      </w:pPr>
       <w:r>
         <w:t>Module 13: How Populations Evolve — Keys to Success</w:t>
       </w:r>
     </w:p>
     <w:p>
+      <w:pPr>
+        <w:pStyle w:val="Heading2"/>
+      </w:pPr>
       <w:r>
         <w:t>Introduction and Big Picture</w:t>
       </w:r>
     </w:p>
     <w:p>
       <w:r>
-        <w:t>Welcome to the mechanics of evolution! Natural selection is not the only way a population can evolve. Evolution simply means a change in a population's genetic makeup over generations. While natural selection is the only mechanism that consistently leads to adaptation , other powerful forces—like pure random chance, migration, and physical barriers—can dramatically alter a population's evolutionary path.</w:t>
+        <w:t xml:space="preserve">Welcome to the mechanics of evolution! Natural selection is not the only way a population can evolve. Evolution simply means a change in a population's genetic makeup over generations. While natural selection is the only mechanism that consistently leads to </w:t>
+      </w:r>
+      <w:r>
+        <w:rPr>
+          <w:i/>
+        </w:rPr>
+        <w:t>adaptation</w:t>
+      </w:r>
+      <w:r>
+        <w:t>, other powerful forces—like pure random chance, migration, and physical barriers—can dramatically alter a population's evolutionary path.</w:t>
       </w:r>
     </w:p>
     <w:p>
+      <w:pPr>
+        <w:pStyle w:val="Heading2"/>
+      </w:pPr>
       <w:r>
         <w:t>Key Information and Concepts</w:t>
       </w:r>
     </w:p>
     <w:p>
+      <w:pPr>
+        <w:pStyle w:val="Heading3"/>
+      </w:pPr>
       <w:r>
         <w:t>1. The Definition of Microevolution</w:t>
       </w:r>
     </w:p>
     <w:p>
       <w:r>
-        <w:t>Microevolution is defined specifically as a change in allele frequencies in a population over successive generations. It is evolution on the smallest scale, within a single population.</w:t>
+        <w:t xml:space="preserve">Microevolution is defined specifically as a </w:t>
+      </w:r>
+      <w:r>
+        <w:rPr>
+          <w:b/>
+        </w:rPr>
+        <w:t>change in allele frequencies</w:t>
+      </w:r>
+      <w:r>
+        <w:t xml:space="preserve"> in a population over successive generations. It is evolution on the smallest scale, within a single population.</w:t>
       </w:r>
     </w:p>
     <w:p>
+      <w:pPr>
+        <w:pStyle w:val="Heading3"/>
+      </w:pPr>
       <w:r>
         <w:t>2. The Five Mechanisms of Microevolution</w:t>
       </w:r>
@@ -41,18 +74,75 @@
       <w:r>
         <w:t>There are five main forces that can cause allele frequencies to change:</w:t>
         <w:br/>
-        <w:t>1. Mutation: Random changes in DNA sequence. This is the ultimate, originating source of all new genetic variation.</w:t>
+        <w:t xml:space="preserve">1. </w:t>
+      </w:r>
+      <w:r>
+        <w:rPr>
+          <w:b/>
+        </w:rPr>
+        <w:t>Mutation:</w:t>
+      </w:r>
+      <w:r>
+        <w:t xml:space="preserve"> Random changes in DNA sequence. This is the ultimate, originating source of all new genetic variation.</w:t>
         <w:br/>
-        <w:t>2. Gene Flow (Migration): The physical movement of individuals (and the alleles they carry) into or out of a population. (e.g., pollen blowing to a new valley, animals migrating).</w:t>
+        <w:t xml:space="preserve">2. </w:t>
+      </w:r>
+      <w:r>
+        <w:rPr>
+          <w:b/>
+        </w:rPr>
+        <w:t>Gene Flow (Migration):</w:t>
+      </w:r>
+      <w:r>
+        <w:t xml:space="preserve"> The physical movement of individuals (and the alleles they carry) into or out of a population. (e.g., pollen blowing to a new valley, animals migrating).</w:t>
         <w:br/>
-        <w:t>3. Genetic Drift (Chance): Random fluctuations in allele frequencies. Drift is driven by luck rather than fitness. It is especially powerful in small populations , where a random event can drastically alter the gene pool percentage.</w:t>
+        <w:t xml:space="preserve">3. </w:t>
+      </w:r>
+      <w:r>
+        <w:rPr>
+          <w:b/>
+        </w:rPr>
+        <w:t>Genetic Drift (Chance):</w:t>
+      </w:r>
+      <w:r>
+        <w:t xml:space="preserve"> Random fluctuations in allele frequencies. Drift is driven by luck rather than fitness. It is especially powerful in </w:t>
+      </w:r>
+      <w:r>
+        <w:rPr>
+          <w:b/>
+        </w:rPr>
+        <w:t>small populations</w:t>
+      </w:r>
+      <w:r>
+        <w:t>, where a random event can drastically alter the gene pool percentage.</w:t>
         <w:br/>
-        <w:t>4. Non-random Mating (Sexual Selection): When individuals preferentially choose mates based on specific traits, shifting the allele frequencies for those preferred traits higher.</w:t>
+        <w:t xml:space="preserve">4. </w:t>
+      </w:r>
+      <w:r>
+        <w:rPr>
+          <w:b/>
+        </w:rPr>
+        <w:t>Non-random Mating (Sexual Selection):</w:t>
+      </w:r>
+      <w:r>
+        <w:t xml:space="preserve"> When individuals preferentially choose mates based on specific traits, shifting the allele frequencies for those preferred traits higher.</w:t>
         <w:br/>
-        <w:t>5. Natural Selection: Environmental pressures favor specific traits that increase survival and reproductive success. This is the only mechanism that consistently leads the population to adapt to its environment.</w:t>
+        <w:t xml:space="preserve">5. </w:t>
+      </w:r>
+      <w:r>
+        <w:rPr>
+          <w:b/>
+        </w:rPr>
+        <w:t>Natural Selection:</w:t>
+      </w:r>
+      <w:r>
+        <w:t xml:space="preserve"> Environmental pressures favor specific traits that increase survival and reproductive success. This is the only mechanism that consistently leads the population to adapt to its environment.</w:t>
       </w:r>
     </w:p>
     <w:p>
+      <w:pPr>
+        <w:pStyle w:val="Heading3"/>
+      </w:pPr>
       <w:r>
         <w:t>3. Deep Dive into Genetic Drift</w:t>
       </w:r>
@@ -61,12 +151,33 @@
       <w:r>
         <w:t>Genetic drift often manifests in two distinct ways:</w:t>
         <w:br/>
-        <w:t>- The Bottleneck Effect: A rapid, catastrophic event (like a wildfire, disease outbreak, or flood) indiscriminately kills off a massive portion of the population. The few survivors rebuild the population, but massive genetic diversity is permanently lost.</w:t>
+        <w:t xml:space="preserve">- </w:t>
+      </w:r>
+      <w:r>
+        <w:rPr>
+          <w:b/>
+        </w:rPr>
+        <w:t>The Bottleneck Effect:</w:t>
+      </w:r>
+      <w:r>
+        <w:t xml:space="preserve"> A rapid, catastrophic event (like a wildfire, disease outbreak, or flood) indiscriminately kills off a massive portion of the population. The few survivors rebuild the population, but massive genetic diversity is permanently lost.</w:t>
         <w:br/>
-        <w:t>- The Founder Effect: A small group of individuals breaks off from a larger population to establish a new colony (like a few birds blown off course to a remote island). The new population's gene pool is entirely limited to the genes of those few original "founders".</w:t>
+        <w:t xml:space="preserve">- </w:t>
+      </w:r>
+      <w:r>
+        <w:rPr>
+          <w:b/>
+        </w:rPr>
+        <w:t>The Founder Effect:</w:t>
+      </w:r>
+      <w:r>
+        <w:t xml:space="preserve"> A small group of individuals breaks off from a larger population to establish a new colony (like a few birds blown off course to a remote island). The new population's gene pool is entirely limited to the genes of those few original "founders".</w:t>
       </w:r>
     </w:p>
     <w:p>
+      <w:pPr>
+        <w:pStyle w:val="Heading3"/>
+      </w:pPr>
       <w:r>
         <w:t>4. Three Modes of Natural Selection</w:t>
       </w:r>
@@ -75,26 +186,132 @@
       <w:r>
         <w:t>When natural selection acts on a measurable trait, it shifts the population's physical traits (phenotypes) in three main patterns:</w:t>
         <w:br/>
-        <w:t>- Directional Selection: Shifts the overall makeup of the population by favoring variants at ONE extreme. (e.g., A population of mice gets progressively darker when living on dark volcanic rock).</w:t>
+        <w:t xml:space="preserve">- </w:t>
+      </w:r>
+      <w:r>
+        <w:rPr>
+          <w:b/>
+        </w:rPr>
+        <w:t>Directional Selection:</w:t>
+      </w:r>
+      <w:r>
+        <w:t xml:space="preserve"> Shifts the overall makeup of the population by favoring variants at ONE extreme. (e.g., A population of mice gets progressively darker when living on dark volcanic rock).</w:t>
         <w:br/>
-        <w:t>- Stabilizing Selection: Removes extreme variants and preserves the intermediate (middle) types. (e.g., Human birth weights—too small is dangerous, too large is dangerous; the average weight has the highest survival rate).</w:t>
+        <w:t xml:space="preserve">- </w:t>
+      </w:r>
+      <w:r>
+        <w:rPr>
+          <w:b/>
+        </w:rPr>
+        <w:t>Stabilizing Selection:</w:t>
+      </w:r>
+      <w:r>
+        <w:t xml:space="preserve"> Removes extreme variants and preserves the intermediate (middle) types. (e.g., Human birth weights—too small is dangerous, too large is dangerous; the average weight has the highest survival rate).</w:t>
         <w:br/>
-        <w:t>- Disruptive Selection: Favors variants at BOTH extremes of the distribution, while intermediate types are selected against. (e.g., Finches with large beaks crack tough seeds, small beaks get tiny seeds, but medium-beak finches struggle with both).</w:t>
+        <w:t xml:space="preserve">- </w:t>
+      </w:r>
+      <w:r>
+        <w:rPr>
+          <w:b/>
+        </w:rPr>
+        <w:t>Disruptive Selection:</w:t>
+      </w:r>
+      <w:r>
+        <w:t xml:space="preserve"> Favors variants at BOTH extremes of the distribution, while intermediate types are selected against. (e.g., Finches with large beaks crack tough seeds, small beaks get tiny seeds, but medium-beak finches struggle with both).</w:t>
       </w:r>
     </w:p>
     <w:p>
+      <w:pPr>
+        <w:pStyle w:val="Heading3"/>
+      </w:pPr>
       <w:r>
         <w:t>5. Hardy-Weinberg Equilibrium</w:t>
       </w:r>
     </w:p>
     <w:p>
       <w:r>
-        <w:t>If absolutely none of the five evolutionary forces are acting on a population, it is not evolving. Its allele frequencies stay perfectly stable generation after generation. We call this non-evolving baseline state the Hardy-Weinberg equilibrium . True equilibrium requires an infinitely large population, no mutations, random mating, no migration, and no survival advantage for any trait. Because these conditions are virtually impossible simultaneously in the real world, populations are always evolving. However, scientists use the Hardy-Weinberg equations as a mathematical baseline to measure exactly how fast and in what ways a real population is evolving away from the steady state.</w:t>
+        <w:t xml:space="preserve">If absolutely none of the five evolutionary forces are acting on a population, it is not evolving. Its allele frequencies stay perfectly stable generation after generation. We call this non-evolving baseline state the </w:t>
+      </w:r>
+      <w:r>
+        <w:rPr>
+          <w:b/>
+        </w:rPr>
+        <w:t>Hardy-Weinberg equilibrium</w:t>
+      </w:r>
+      <w:r>
+        <w:t xml:space="preserve">. True equilibrium requires an infinitely large population, no mutations, random mating, no migration, and no survival advantage for any trait. Because these conditions are virtually impossible simultaneously in the real world, populations are always evolving. However, scientists use the Hardy-Weinberg equations as a mathematical baseline to measure exactly </w:t>
+      </w:r>
+      <w:r>
+        <w:rPr>
+          <w:i/>
+        </w:rPr>
+        <w:t>how fast</w:t>
+      </w:r>
+      <w:r>
+        <w:t xml:space="preserve"> and in </w:t>
+      </w:r>
+      <w:r>
+        <w:rPr>
+          <w:i/>
+        </w:rPr>
+        <w:t>what ways</w:t>
+      </w:r>
+      <w:r>
+        <w:t xml:space="preserve"> a real population is evolving away from the steady state.</w:t>
+      </w:r>
+    </w:p>
+    <w:p>
+      <w:pPr>
+        <w:pStyle w:val="Heading2"/>
+      </w:pPr>
+      <w:r>
+        <w:t>Strategic Tips for Studying</w:t>
       </w:r>
     </w:p>
     <w:p>
       <w:r>
-        <w:t>Strategic Tips for Studying</w:t>
+        <w:t xml:space="preserve">• </w:t>
+      </w:r>
+      <w:r>
+        <w:rPr>
+          <w:b/>
+        </w:rPr>
+        <w:t>Drift vs Flow:</w:t>
+      </w:r>
+      <w:r>
+        <w:t xml:space="preserve"> Gene flow relies on </w:t>
+      </w:r>
+      <w:r>
+        <w:rPr>
+          <w:i/>
+        </w:rPr>
+        <w:t>flow</w:t>
+      </w:r>
+      <w:r>
+        <w:t xml:space="preserve"> (movement between groups). Genetic drift relies on </w:t>
+      </w:r>
+      <w:r>
+        <w:rPr>
+          <w:i/>
+        </w:rPr>
+        <w:t>drifting</w:t>
+      </w:r>
+      <w:r>
+        <w:t xml:space="preserve"> (random luck of the draw).</w:t>
+      </w:r>
+    </w:p>
+    <w:p>
+      <w:r>
+        <w:t xml:space="preserve">• </w:t>
+      </w:r>
+      <w:r>
+        <w:rPr>
+          <w:b/>
+        </w:rPr>
+        <w:t>Adaptation:</w:t>
+      </w:r>
+      <w:r>
+        <w:t xml:space="preserve"> Always remember that passing a bottleneck doesn't mean an animal was "fit" — it just meant they were lucky. Only natural selection is adaptive.</w:t>
       </w:r>
     </w:p>
     <w:sectPr>

--- a/PUBLISHED/biol-1/module_keys/module-13-how-populations-evolve-keys-to-success.docx
+++ b/PUBLISHED/biol-1/module_keys/module-13-how-populations-evolve-keys-to-success.docx
@@ -7,7 +7,7 @@
         <w:pStyle w:val="Heading1"/>
       </w:pPr>
       <w:r>
-        <w:t>Module 13: How Populations Evolve — Keys to Success</w:t>
+        <w:t>Module 13: How Populations Evolve - Keys to Success</w:t>
       </w:r>
     </w:p>
     <w:p>
@@ -15,21 +15,52 @@
         <w:pStyle w:val="Heading2"/>
       </w:pPr>
       <w:r>
-        <w:t>Introduction and Big Picture</w:t>
+        <w:t>Learning Objectives</w:t>
       </w:r>
     </w:p>
     <w:p>
       <w:r>
-        <w:t xml:space="preserve">Welcome to the mechanics of evolution! Natural selection is not the only way a population can evolve. Evolution simply means a change in a population's genetic makeup over generations. While natural selection is the only mechanism that consistently leads to </w:t>
+        <w:t>By the end of this module, you should be able to:</w:t>
+      </w:r>
+    </w:p>
+    <w:p>
+      <w:r>
+        <w:t xml:space="preserve">1. </w:t>
       </w:r>
       <w:r>
-        <w:rPr>
-          <w:i/>
-        </w:rPr>
-        <w:t>adaptation</w:t>
+        <w:t>Define microevolution using allele frequencies.</w:t>
+      </w:r>
+    </w:p>
+    <w:p>
+      <w:r>
+        <w:t xml:space="preserve">2. </w:t>
       </w:r>
       <w:r>
-        <w:t>, other powerful forces—like pure random chance, migration, and physical barriers—can dramatically alter a population's evolutionary path.</w:t>
+        <w:t>Compare the five mechanisms that change allele frequencies.</w:t>
+      </w:r>
+    </w:p>
+    <w:p>
+      <w:r>
+        <w:t xml:space="preserve">3. </w:t>
+      </w:r>
+      <w:r>
+        <w:t>Distinguish bottleneck and founder effects.</w:t>
+      </w:r>
+    </w:p>
+    <w:p>
+      <w:r>
+        <w:t xml:space="preserve">4. </w:t>
+      </w:r>
+      <w:r>
+        <w:t>Interpret directional, stabilizing, and disruptive selection.</w:t>
+      </w:r>
+    </w:p>
+    <w:p>
+      <w:r>
+        <w:t xml:space="preserve">5. </w:t>
+      </w:r>
+      <w:r>
+        <w:t>Use Hardy-Weinberg as a non-evolving baseline.</w:t>
       </w:r>
     </w:p>
     <w:p>
@@ -37,227 +68,47 @@
         <w:pStyle w:val="Heading2"/>
       </w:pPr>
       <w:r>
-        <w:t>Key Information and Concepts</w:t>
-      </w:r>
-    </w:p>
-    <w:p>
-      <w:pPr>
-        <w:pStyle w:val="Heading3"/>
-      </w:pPr>
-      <w:r>
-        <w:t>1. The Definition of Microevolution</w:t>
+        <w:t>Topics</w:t>
       </w:r>
     </w:p>
     <w:p>
       <w:r>
-        <w:t xml:space="preserve">Microevolution is defined specifically as a </w:t>
+        <w:t xml:space="preserve">• </w:t>
       </w:r>
       <w:r>
-        <w:rPr>
-          <w:b/>
-        </w:rPr>
-        <w:t>change in allele frequencies</w:t>
-      </w:r>
-      <w:r>
-        <w:t xml:space="preserve"> in a population over successive generations. It is evolution on the smallest scale, within a single population.</w:t>
-      </w:r>
-    </w:p>
-    <w:p>
-      <w:pPr>
-        <w:pStyle w:val="Heading3"/>
-      </w:pPr>
-      <w:r>
-        <w:t>2. The Five Mechanisms of Microevolution</w:t>
+        <w:t>Allele frequencies as the unit of change</w:t>
       </w:r>
     </w:p>
     <w:p>
       <w:r>
-        <w:t>There are five main forces that can cause allele frequencies to change:</w:t>
-        <w:br/>
-        <w:t xml:space="preserve">1. </w:t>
+        <w:t xml:space="preserve">• </w:t>
       </w:r>
       <w:r>
-        <w:rPr>
-          <w:b/>
-        </w:rPr>
-        <w:t>Mutation:</w:t>
-      </w:r>
-      <w:r>
-        <w:t xml:space="preserve"> Random changes in DNA sequence. This is the ultimate, originating source of all new genetic variation.</w:t>
-        <w:br/>
-        <w:t xml:space="preserve">2. </w:t>
-      </w:r>
-      <w:r>
-        <w:rPr>
-          <w:b/>
-        </w:rPr>
-        <w:t>Gene Flow (Migration):</w:t>
-      </w:r>
-      <w:r>
-        <w:t xml:space="preserve"> The physical movement of individuals (and the alleles they carry) into or out of a population. (e.g., pollen blowing to a new valley, animals migrating).</w:t>
-        <w:br/>
-        <w:t xml:space="preserve">3. </w:t>
-      </w:r>
-      <w:r>
-        <w:rPr>
-          <w:b/>
-        </w:rPr>
-        <w:t>Genetic Drift (Chance):</w:t>
-      </w:r>
-      <w:r>
-        <w:t xml:space="preserve"> Random fluctuations in allele frequencies. Drift is driven by luck rather than fitness. It is especially powerful in </w:t>
-      </w:r>
-      <w:r>
-        <w:rPr>
-          <w:b/>
-        </w:rPr>
-        <w:t>small populations</w:t>
-      </w:r>
-      <w:r>
-        <w:t>, where a random event can drastically alter the gene pool percentage.</w:t>
-        <w:br/>
-        <w:t xml:space="preserve">4. </w:t>
-      </w:r>
-      <w:r>
-        <w:rPr>
-          <w:b/>
-        </w:rPr>
-        <w:t>Non-random Mating (Sexual Selection):</w:t>
-      </w:r>
-      <w:r>
-        <w:t xml:space="preserve"> When individuals preferentially choose mates based on specific traits, shifting the allele frequencies for those preferred traits higher.</w:t>
-        <w:br/>
-        <w:t xml:space="preserve">5. </w:t>
-      </w:r>
-      <w:r>
-        <w:rPr>
-          <w:b/>
-        </w:rPr>
-        <w:t>Natural Selection:</w:t>
-      </w:r>
-      <w:r>
-        <w:t xml:space="preserve"> Environmental pressures favor specific traits that increase survival and reproductive success. This is the only mechanism that consistently leads the population to adapt to its environment.</w:t>
-      </w:r>
-    </w:p>
-    <w:p>
-      <w:pPr>
-        <w:pStyle w:val="Heading3"/>
-      </w:pPr>
-      <w:r>
-        <w:t>3. Deep Dive into Genetic Drift</w:t>
+        <w:t>Sources of variation</w:t>
       </w:r>
     </w:p>
     <w:p>
       <w:r>
-        <w:t>Genetic drift often manifests in two distinct ways:</w:t>
-        <w:br/>
-        <w:t xml:space="preserve">- </w:t>
+        <w:t xml:space="preserve">• </w:t>
       </w:r>
       <w:r>
-        <w:rPr>
-          <w:b/>
-        </w:rPr>
-        <w:t>The Bottleneck Effect:</w:t>
-      </w:r>
-      <w:r>
-        <w:t xml:space="preserve"> A rapid, catastrophic event (like a wildfire, disease outbreak, or flood) indiscriminately kills off a massive portion of the population. The few survivors rebuild the population, but massive genetic diversity is permanently lost.</w:t>
-        <w:br/>
-        <w:t xml:space="preserve">- </w:t>
-      </w:r>
-      <w:r>
-        <w:rPr>
-          <w:b/>
-        </w:rPr>
-        <w:t>The Founder Effect:</w:t>
-      </w:r>
-      <w:r>
-        <w:t xml:space="preserve"> A small group of individuals breaks off from a larger population to establish a new colony (like a few birds blown off course to a remote island). The new population's gene pool is entirely limited to the genes of those few original "founders".</w:t>
-      </w:r>
-    </w:p>
-    <w:p>
-      <w:pPr>
-        <w:pStyle w:val="Heading3"/>
-      </w:pPr>
-      <w:r>
-        <w:t>4. Three Modes of Natural Selection</w:t>
+        <w:t>Five mechanisms of microevolution</w:t>
       </w:r>
     </w:p>
     <w:p>
       <w:r>
-        <w:t>When natural selection acts on a measurable trait, it shifts the population's physical traits (phenotypes) in three main patterns:</w:t>
-        <w:br/>
-        <w:t xml:space="preserve">- </w:t>
+        <w:t xml:space="preserve">• </w:t>
       </w:r>
       <w:r>
-        <w:rPr>
-          <w:b/>
-        </w:rPr>
-        <w:t>Directional Selection:</w:t>
-      </w:r>
-      <w:r>
-        <w:t xml:space="preserve"> Shifts the overall makeup of the population by favoring variants at ONE extreme. (e.g., A population of mice gets progressively darker when living on dark volcanic rock).</w:t>
-        <w:br/>
-        <w:t xml:space="preserve">- </w:t>
-      </w:r>
-      <w:r>
-        <w:rPr>
-          <w:b/>
-        </w:rPr>
-        <w:t>Stabilizing Selection:</w:t>
-      </w:r>
-      <w:r>
-        <w:t xml:space="preserve"> Removes extreme variants and preserves the intermediate (middle) types. (e.g., Human birth weights—too small is dangerous, too large is dangerous; the average weight has the highest survival rate).</w:t>
-        <w:br/>
-        <w:t xml:space="preserve">- </w:t>
-      </w:r>
-      <w:r>
-        <w:rPr>
-          <w:b/>
-        </w:rPr>
-        <w:t>Disruptive Selection:</w:t>
-      </w:r>
-      <w:r>
-        <w:t xml:space="preserve"> Favors variants at BOTH extremes of the distribution, while intermediate types are selected against. (e.g., Finches with large beaks crack tough seeds, small beaks get tiny seeds, but medium-beak finches struggle with both).</w:t>
-      </w:r>
-    </w:p>
-    <w:p>
-      <w:pPr>
-        <w:pStyle w:val="Heading3"/>
-      </w:pPr>
-      <w:r>
-        <w:t>5. Hardy-Weinberg Equilibrium</w:t>
+        <w:t>Genetic drift and selection</w:t>
       </w:r>
     </w:p>
     <w:p>
       <w:r>
-        <w:t xml:space="preserve">If absolutely none of the five evolutionary forces are acting on a population, it is not evolving. Its allele frequencies stay perfectly stable generation after generation. We call this non-evolving baseline state the </w:t>
+        <w:t xml:space="preserve">• </w:t>
       </w:r>
       <w:r>
-        <w:rPr>
-          <w:b/>
-        </w:rPr>
-        <w:t>Hardy-Weinberg equilibrium</w:t>
-      </w:r>
-      <w:r>
-        <w:t xml:space="preserve">. True equilibrium requires an infinitely large population, no mutations, random mating, no migration, and no survival advantage for any trait. Because these conditions are virtually impossible simultaneously in the real world, populations are always evolving. However, scientists use the Hardy-Weinberg equations as a mathematical baseline to measure exactly </w:t>
-      </w:r>
-      <w:r>
-        <w:rPr>
-          <w:i/>
-        </w:rPr>
-        <w:t>how fast</w:t>
-      </w:r>
-      <w:r>
-        <w:t xml:space="preserve"> and in </w:t>
-      </w:r>
-      <w:r>
-        <w:rPr>
-          <w:i/>
-        </w:rPr>
-        <w:t>what ways</w:t>
-      </w:r>
-      <w:r>
-        <w:t xml:space="preserve"> a real population is evolving away from the steady state.</w:t>
+        <w:t>Hardy-Weinberg as a baseline</w:t>
       </w:r>
     </w:p>
     <w:p>
@@ -265,7 +116,7 @@
         <w:pStyle w:val="Heading2"/>
       </w:pPr>
       <w:r>
-        <w:t>Strategic Tips for Studying</w:t>
+        <w:t>Key Terms to Know</w:t>
       </w:r>
     </w:p>
     <w:p>
@@ -276,28 +127,10 @@
         <w:rPr>
           <w:b/>
         </w:rPr>
-        <w:t>Drift vs Flow:</w:t>
+        <w:t>Allele frequency</w:t>
       </w:r>
       <w:r>
-        <w:t xml:space="preserve"> Gene flow relies on </w:t>
-      </w:r>
-      <w:r>
-        <w:rPr>
-          <w:i/>
-        </w:rPr>
-        <w:t>flow</w:t>
-      </w:r>
-      <w:r>
-        <w:t xml:space="preserve"> (movement between groups). Genetic drift relies on </w:t>
-      </w:r>
-      <w:r>
-        <w:rPr>
-          <w:i/>
-        </w:rPr>
-        <w:t>drifting</w:t>
-      </w:r>
-      <w:r>
-        <w:t xml:space="preserve"> (random luck of the draw).</w:t>
+        <w:t xml:space="preserve"> - Proportion of a particular allele in a population.</w:t>
       </w:r>
     </w:p>
     <w:p>
@@ -308,10 +141,233 @@
         <w:rPr>
           <w:b/>
         </w:rPr>
-        <w:t>Adaptation:</w:t>
+        <w:t>Microevolution</w:t>
       </w:r>
       <w:r>
-        <w:t xml:space="preserve"> Always remember that passing a bottleneck doesn't mean an animal was "fit" — it just meant they were lucky. Only natural selection is adaptive.</w:t>
+        <w:t xml:space="preserve"> - Allele-frequency change across generations.</w:t>
+      </w:r>
+    </w:p>
+    <w:p>
+      <w:r>
+        <w:t xml:space="preserve">• </w:t>
+      </w:r>
+      <w:r>
+        <w:rPr>
+          <w:b/>
+        </w:rPr>
+        <w:t>Mutation</w:t>
+      </w:r>
+      <w:r>
+        <w:t xml:space="preserve"> - DNA sequence change that can create new alleles.</w:t>
+      </w:r>
+    </w:p>
+    <w:p>
+      <w:r>
+        <w:t xml:space="preserve">• </w:t>
+      </w:r>
+      <w:r>
+        <w:rPr>
+          <w:b/>
+        </w:rPr>
+        <w:t>Gene flow</w:t>
+      </w:r>
+      <w:r>
+        <w:t xml:space="preserve"> - Movement of alleles between populations.</w:t>
+      </w:r>
+    </w:p>
+    <w:p>
+      <w:r>
+        <w:t xml:space="preserve">• </w:t>
+      </w:r>
+      <w:r>
+        <w:rPr>
+          <w:b/>
+        </w:rPr>
+        <w:t>Genetic drift</w:t>
+      </w:r>
+      <w:r>
+        <w:t xml:space="preserve"> - Random allele-frequency change, strongest in small populations.</w:t>
+      </w:r>
+    </w:p>
+    <w:p>
+      <w:r>
+        <w:t xml:space="preserve">• </w:t>
+      </w:r>
+      <w:r>
+        <w:rPr>
+          <w:b/>
+        </w:rPr>
+        <w:t>Bottleneck effect</w:t>
+      </w:r>
+      <w:r>
+        <w:t xml:space="preserve"> - Drift after a sharp population reduction.</w:t>
+      </w:r>
+    </w:p>
+    <w:p>
+      <w:r>
+        <w:t xml:space="preserve">• </w:t>
+      </w:r>
+      <w:r>
+        <w:rPr>
+          <w:b/>
+        </w:rPr>
+        <w:t>Founder effect</w:t>
+      </w:r>
+      <w:r>
+        <w:t xml:space="preserve"> - Drift when a new population starts from few individuals.</w:t>
+      </w:r>
+    </w:p>
+    <w:p>
+      <w:r>
+        <w:t xml:space="preserve">• </w:t>
+      </w:r>
+      <w:r>
+        <w:rPr>
+          <w:b/>
+        </w:rPr>
+        <w:t>Hardy-Weinberg equilibrium</w:t>
+      </w:r>
+      <w:r>
+        <w:t xml:space="preserve"> - Null model for allele frequencies when no evolution occurs.</w:t>
+      </w:r>
+    </w:p>
+    <w:p>
+      <w:pPr>
+        <w:pStyle w:val="Heading2"/>
+      </w:pPr>
+      <w:r>
+        <w:t>Core Contents</w:t>
+      </w:r>
+    </w:p>
+    <w:p>
+      <w:r>
+        <w:t xml:space="preserve">1. </w:t>
+      </w:r>
+      <w:r>
+        <w:t>Microevolution is change in allele frequencies across generations.</w:t>
+      </w:r>
+    </w:p>
+    <w:p>
+      <w:r>
+        <w:t xml:space="preserve">2. </w:t>
+      </w:r>
+      <w:r>
+        <w:t>Mutation creates new variation, while recombination reshuffles existing variation.</w:t>
+      </w:r>
+    </w:p>
+    <w:p>
+      <w:r>
+        <w:t xml:space="preserve">3. </w:t>
+      </w:r>
+      <w:r>
+        <w:t>Mutation, gene flow, genetic drift, nonrandom mating, and natural selection can change populations.</w:t>
+      </w:r>
+    </w:p>
+    <w:p>
+      <w:r>
+        <w:t xml:space="preserve">4. </w:t>
+      </w:r>
+      <w:r>
+        <w:t>Genetic drift is random and strongest in small populations; selection is nonrandom and tied to fitness.</w:t>
+      </w:r>
+    </w:p>
+    <w:p>
+      <w:r>
+        <w:t xml:space="preserve">5. </w:t>
+      </w:r>
+      <w:r>
+        <w:t>Hardy-Weinberg equilibrium is a null model for detecting evolutionary change.</w:t>
+      </w:r>
+    </w:p>
+    <w:p>
+      <w:pPr>
+        <w:pStyle w:val="Heading2"/>
+      </w:pPr>
+      <w:r>
+        <w:t>Study Tips</w:t>
+      </w:r>
+    </w:p>
+    <w:p>
+      <w:r>
+        <w:t xml:space="preserve">1. </w:t>
+      </w:r>
+      <w:r>
+        <w:t>Start with the module's central claim before memorizing vocabulary.</w:t>
+      </w:r>
+    </w:p>
+    <w:p>
+      <w:r>
+        <w:t xml:space="preserve">2. </w:t>
+      </w:r>
+      <w:r>
+        <w:t>Use the same-numbered lab as the evidence check for the module.</w:t>
+      </w:r>
+    </w:p>
+    <w:p>
+      <w:r>
+        <w:t xml:space="preserve">3. </w:t>
+      </w:r>
+      <w:r>
+        <w:t>Explain one mechanism in words, then redraw it as a simple diagram.</w:t>
+      </w:r>
+    </w:p>
+    <w:p>
+      <w:r>
+        <w:t xml:space="preserve">4. </w:t>
+      </w:r>
+      <w:r>
+        <w:t>Answer retrieval questions without notes, then revise with the terms list.</w:t>
+      </w:r>
+    </w:p>
+    <w:p>
+      <w:pPr>
+        <w:pStyle w:val="Heading2"/>
+      </w:pPr>
+      <w:r>
+        <w:t>Connected Lab</w:t>
+      </w:r>
+    </w:p>
+    <w:p>
+      <w:r>
+        <w:t xml:space="preserve">• </w:t>
+      </w:r>
+      <w:r>
+        <w:rPr>
+          <w:rFonts w:ascii="Courier New" w:hAnsi="Courier New"/>
+        </w:rPr>
+        <w:t>lab-13_how-populations-evolve.md</w:t>
+      </w:r>
+    </w:p>
+    <w:p>
+      <w:pPr>
+        <w:pStyle w:val="Heading2"/>
+      </w:pPr>
+      <w:r>
+        <w:t>Generated Visuals</w:t>
+      </w:r>
+    </w:p>
+    <w:p>
+      <w:r>
+        <w:t xml:space="preserve">• </w:t>
+      </w:r>
+      <w:r>
+        <w:t>Module 13: How Populations Evolve Concept Map</w:t>
+      </w:r>
+    </w:p>
+    <w:p>
+      <w:r>
+        <w:t xml:space="preserve">• </w:t>
+      </w:r>
+      <w:r>
+        <w:t>Module 13: How Populations Evolve Process Model</w:t>
+      </w:r>
+    </w:p>
+    <w:p>
+      <w:r>
+        <w:t xml:space="preserve">• </w:t>
+      </w:r>
+      <w:r>
+        <w:t>Module 13: How Populations Evolve Retrieval Card</w:t>
       </w:r>
     </w:p>
     <w:sectPr>
